--- a/ky/wisdom-stories/diderot-effect.docx
+++ b/ky/wisdom-stories/diderot-effect.docx
@@ -219,7 +219,7 @@
           <w:sz w:val="22"/>
           <w:lang w:val="ky-KG"/>
         </w:rPr>
-        <w:t>Натыйжада жазуучу ушул тема жөнүндө «Эски халатым менен коштошконума өкүнөм» аттуу белгилүү эмгегин жазат. Андан соң тарыхта кала турган кыска сүйлөмдү калтырат:</w:t>
+        <w:t>Натыйжада жазуучу ушул тема жөнүндө «Эски халатым менен коштошконума өкүнөм» аттуу белгилүү эмгегин жазат. Андан соң түшкөн абалын бир сүйлөм менен билдирет:</w:t>
       </w:r>
     </w:p>
     <w:p>
@@ -261,7 +261,7 @@
           <w:sz w:val="22"/>
           <w:lang w:val="ky-KG"/>
         </w:rPr>
-        <w:t xml:space="preserve">Сабак: </w:t>
+        <w:t>Сабак: Адам бир жаңы нерсе алгандан кийин калгандарын да алмаштыруу зарылдыгын сезет — муну «Дидро эффекти» деп аташат. Ач көздүктүн чеги жок; эскинин кожоюну болуу жаңынын кулу болуудан жакшы.</w:t>
       </w:r>
       <w:r>
         <w:rPr>
@@ -270,7 +270,6 @@
           <w:sz w:val="22"/>
           <w:lang w:val="ky-KG"/>
         </w:rPr>
-        <w:t>Бир жаңы буюм кээде дагы далайын сатып алууга түртөт. «Дидро эффекти» деген ушул. Керектөөнүн чегин билбесең, буюмдун ээси болом деп кулуна айланасың.</w:t>
       </w:r>
     </w:p>
     <w:p>
@@ -290,7 +289,7 @@
           <w:sz w:val="18"/>
           <w:lang w:val="ky-KG"/>
         </w:rPr>
-        <w:t>Окуя ачык интернет булактарынан алынды.</w:t>
+        <w:t>Аңгемелер ачык интернет булактарынан алынган, иллюстрациялар болсо ЖИ менен түзүлгөн.</w:t>
       </w:r>
     </w:p>
     <w:sectPr>

--- a/ky/wisdom-stories/diderot-effect.docx
+++ b/ky/wisdom-stories/diderot-effect.docx
@@ -3,295 +3,96 @@
 <w:document xmlns:wpc="http://schemas.microsoft.com/office/word/2010/wordprocessingCanvas" xmlns:cx="http://schemas.microsoft.com/office/drawing/2014/chartex" xmlns:cx1="http://schemas.microsoft.com/office/drawing/2015/9/8/chartex" xmlns:cx2="http://schemas.microsoft.com/office/drawing/2015/10/21/chartex" xmlns:cx3="http://schemas.microsoft.com/office/drawing/2016/5/9/chartex" xmlns:cx4="http://schemas.microsoft.com/office/drawing/2016/5/10/chartex" xmlns:cx5="http://schemas.microsoft.com/office/drawing/2016/5/11/chartex" xmlns:cx6="http://schemas.microsoft.com/office/drawing/2016/5/12/chartex" xmlns:cx7="http://schemas.microsoft.com/office/drawing/2016/5/13/chartex" xmlns:cx8="http://schemas.microsoft.com/office/drawing/2016/5/14/chartex" xmlns:mc="http://schemas.openxmlformats.org/markup-compatibility/2006" xmlns:aink="http://schemas.microsoft.com/office/drawing/2016/ink" xmlns:am3d="http://schemas.microsoft.com/office/drawing/2017/model3d" xmlns:o="urn:schemas-microsoft-com:office:office" xmlns:oel="http://schemas.microsoft.com/office/2019/extlst" xmlns:r="http://schemas.openxmlformats.org/officeDocument/2006/relationships" xmlns:m="http://schemas.openxmlformats.org/officeDocument/2006/math" xmlns:v="urn:schemas-microsoft-com:vml" xmlns:wp14="http://schemas.microsoft.com/office/word/2010/wordprocessingDrawing" xmlns:wp="http://schemas.openxmlformats.org/drawingml/2006/wordprocessingDrawing" xmlns:w10="urn:schemas-microsoft-com:office:word" xmlns:w="http://schemas.openxmlformats.org/wordprocessingml/2006/main" xmlns:w14="http://schemas.microsoft.com/office/word/2010/wordml" xmlns:w15="http://schemas.microsoft.com/office/word/2012/wordml" xmlns:w16cex="http://schemas.microsoft.com/office/word/2018/wordml/cex" xmlns:w16cid="http://schemas.microsoft.com/office/word/2016/wordml/cid" xmlns:w16="http://schemas.microsoft.com/office/word/2018/wordml" xmlns:w16du="http://schemas.microsoft.com/office/word/2023/wordml/word16du" xmlns:w16sdtdh="http://schemas.microsoft.com/office/word/2020/wordml/sdtdatahash" xmlns:w16sdtfl="http://schemas.microsoft.com/office/word/2024/wordml/sdtformatlock" xmlns:w16se="http://schemas.microsoft.com/office/word/2015/wordml/symex" xmlns:wpg="http://schemas.microsoft.com/office/word/2010/wordprocessingGroup" xmlns:wpi="http://schemas.microsoft.com/office/word/2010/wordprocessingInk" xmlns:wne="http://schemas.microsoft.com/office/word/2006/wordml" xmlns:wps="http://schemas.microsoft.com/office/word/2010/wordprocessingShape" mc:Ignorable="w14 w15 w16se w16cid w16 w16cex w16sdtdh w16sdtfl w16du wp14">
   <w:body>
     <w:p>
-      <w:pPr>
-        <w:pStyle w:val="Title"/>
-        <w:keepNext/>
-        <w:keepLines w:val="0"/>
-        <w:pageBreakBefore w:val="0"/>
-        <w:widowControl/>
-        <w:spacing w:line="269" w:lineRule="auto" w:after="180" w:before="0"/>
-      </w:pPr>
-      <w:bookmarkStart w:id="10032" w:name="Story_33"/>
       <w:r>
         <w:rPr>
-          <w:rFonts w:ascii="Arial" w:hAnsi="Arial"/>
           <w:b/>
-          <w:color w:val="000000"/>
-          <w:sz w:val="34"/>
-          <w:lang w:val="ky-KG"/>
+          <w:bCs/>
         </w:rPr>
         <w:t>Дидро эффекти</w:t>
       </w:r>
-      <w:bookmarkEnd w:id="10032"/>
     </w:p>
     <w:p>
-      <w:pPr>
-        <w:keepNext w:val="0"/>
-        <w:keepLines w:val="0"/>
-        <w:pageBreakBefore w:val="0"/>
-        <w:widowControl/>
-        <w:spacing w:line="269" w:lineRule="auto" w:after="120" w:before="0"/>
-      </w:pPr>
       <w:r>
-        <w:rPr>
-          <w:rFonts w:ascii="Arial" w:eastAsia="Arial" w:hAnsi="Arial"/>
-          <w:color w:val="000000"/>
-          <w:sz w:val="22"/>
-          <w:lang w:val="ky-KG"/>
-        </w:rPr>
-        <w:t>XVIII кылымдагы француз жазуучуларынын бири, агартуучу Дени Дидро чоң карызга батат. Анын оор абалы орус императрицасы Екатеринанын кулагына жетет.</w:t>
+        <w:t>XVIII кылымда жашаган француз философу жана жазуучусу Дени Дидро «Эски халатымдан айрылганыма өкүнүч» аттуу эссесинде бир эле буюм адамды кантип улам жаңы чыгымдарга түртөрүн сүрөттөйт.</w:t>
       </w:r>
     </w:p>
     <w:p>
-      <w:pPr>
-        <w:keepNext w:val="0"/>
-        <w:keepLines w:val="0"/>
-        <w:pageBreakBefore w:val="0"/>
-        <w:widowControl/>
-        <w:spacing w:line="269" w:lineRule="auto" w:after="120" w:before="0"/>
-      </w:pPr>
       <w:r>
-        <w:rPr>
-          <w:rFonts w:ascii="Arial" w:hAnsi="Arial"/>
-          <w:color w:val="000000"/>
-          <w:sz w:val="22"/>
-          <w:lang w:val="ky-KG"/>
-        </w:rPr>
-        <w:t>Императрица Дидрону бул оор абалдан чыгаруу үчүн кең пейил сунуш кылат: анын китепканасын акчага сатып алып, кайра өзүнө белек кылат. Андан тышкары, ошол китепканада иштесин деп Дидрого 25 жылдык айлыгын да алдын ала төлөп берет. Албетте, мынча акчаны алдын ала алуу Дидро үчүн күтүүсүз байлык эле. Ошентип, Дидро бардык карызынан кутулуп, көңүлү жай алат.</w:t>
+        <w:t>Баары кымбат баалуу кызыл халаттан башталат.</w:t>
       </w:r>
     </w:p>
     <w:p>
-      <w:pPr>
-        <w:keepNext w:val="0"/>
-        <w:keepLines w:val="0"/>
-        <w:pageBreakBefore w:val="0"/>
-        <w:widowControl/>
-        <w:spacing w:line="269" w:lineRule="auto" w:after="120" w:before="0"/>
-      </w:pPr>
       <w:r>
-        <w:rPr>
-          <w:rFonts w:ascii="Arial" w:eastAsia="Arial" w:hAnsi="Arial"/>
-          <w:color w:val="000000"/>
-          <w:sz w:val="22"/>
-          <w:lang w:val="ky-KG"/>
-        </w:rPr>
-        <w:t>Бир күнү досу ага кызыл баркыт халат — кымбат баалуу сырт кийим — белек кылат. Баары дал ошондон кийин башталат...</w:t>
+        <w:t>Дидро жаңы халатын кийгенде, мурда өзүн жайлуу сезген бөлмөсү көзүнө башкача көрүнөт. Эски буюмдары өзгөргөн жок. Бирок кооз халаттын жанында алар эми жупуну, бири-бирине жарашпагандай сезилет.</w:t>
       </w:r>
     </w:p>
     <w:p>
-      <w:pPr>
-        <w:keepNext w:val="0"/>
-        <w:keepLines w:val="0"/>
-        <w:pageBreakBefore w:val="0"/>
-        <w:widowControl/>
-        <w:spacing w:line="269" w:lineRule="auto" w:after="120" w:before="0"/>
-      </w:pPr>
       <w:r>
-        <w:rPr>
-          <w:rFonts w:ascii="Arial" w:eastAsia="Arial" w:hAnsi="Arial"/>
-          <w:color w:val="000000"/>
-          <w:sz w:val="22"/>
-          <w:lang w:val="ky-KG"/>
-        </w:rPr>
-        <w:t>Дени халатты киет. Жазуу үстөлүнүн артында шыктануу менен иштеп жатып, күтүлбөгөн жерден бул кооз баркыт халат менен үстөл бири-бирине төп келбей турганын ойлойт.</w:t>
+        <w:t>Мурда өзүнө жетиштүү болгон жөнөкөй эмеректер эми көңүлүнө толбой калат.</w:t>
       </w:r>
     </w:p>
     <w:p>
-      <w:pPr>
-        <w:keepNext w:val="0"/>
-        <w:keepLines w:val="0"/>
-        <w:pageBreakBefore w:val="0"/>
-        <w:widowControl/>
-        <w:spacing w:line="269" w:lineRule="auto" w:after="120" w:before="0"/>
-      </w:pPr>
       <w:r>
-        <w:rPr>
-          <w:rFonts w:ascii="Arial" w:hAnsi="Arial"/>
-          <w:color w:val="000000"/>
-          <w:sz w:val="22"/>
-          <w:lang w:val="ky-KG"/>
-        </w:rPr>
-        <w:t>Колундагы мол акчага ишенип, дароо жаңы үстөл сатып алганы жөнөйт. Көзүнө эң кооз көрүнгөнүн тандап алат. Эми халаты менен үстөлү жарашып калды...</w:t>
+        <w:t>Ошентип, бир өзгөрүү экинчисин ээрчитип келет. Жөнөкөй отургучтун ордуна булгаары кресло алынат. Китептер тизилген жыгач текче кооздолгон шкафка алмашат. Дубалдагы сүрөттөр, бөлмөнүн жасалгалары жаңыланат. Акыры эски иш үстөлүнүн ордун да кымбат жазуу үстөлү ээлейт.</w:t>
       </w:r>
     </w:p>
     <w:p>
-      <w:pPr>
-        <w:keepNext w:val="0"/>
-        <w:keepLines w:val="0"/>
-        <w:pageBreakBefore w:val="0"/>
-        <w:widowControl/>
-        <w:spacing w:line="269" w:lineRule="auto" w:after="120" w:before="0"/>
-      </w:pPr>
       <w:r>
-        <w:rPr>
-          <w:rFonts w:ascii="Arial" w:eastAsia="Arial" w:hAnsi="Arial"/>
-          <w:color w:val="000000"/>
-          <w:sz w:val="22"/>
-          <w:lang w:val="ky-KG"/>
-        </w:rPr>
-        <w:t>Бирок ошондо жердеги эски килем халатына да, үстөлүнө да жарашпай калганын көрөт. Чуркап барып, акчасына да, өзүнө да ылайык жаңы килем сатып алат.</w:t>
+        <w:t>Бөлмө кооздонот, бирок Дидронун жан дүйнөсүндөгү тынчтык азаят. Жаңы халат анын кийимин эле эмес, айланасындагы нерселерге болгон көз карашын да өзгөртөт. Мурда муктаж болбогон буюмдар эми зарылдай сезиле баштайт.</w:t>
       </w:r>
     </w:p>
     <w:p>
-      <w:pPr>
-        <w:keepNext w:val="0"/>
-        <w:keepLines w:val="0"/>
-        <w:pageBreakBefore w:val="0"/>
-        <w:widowControl/>
-        <w:spacing w:line="269" w:lineRule="auto" w:after="120" w:before="0"/>
-      </w:pPr>
       <w:r>
-        <w:rPr>
-          <w:rFonts w:ascii="Arial" w:eastAsia="Arial" w:hAnsi="Arial"/>
-          <w:color w:val="000000"/>
-          <w:sz w:val="22"/>
-          <w:lang w:val="ky-KG"/>
-        </w:rPr>
-        <w:t>Ошентсе да ичиндеги тынчсыздануу кетпейт. Үйдөгү креслолор, шкафтар, отургучтар, дубалдагы сүрөттөр жана бөлмөнүн жасалгалары эми бири-бирине төп келбей, эскирип калгандай көрүнөт...</w:t>
+        <w:t>Дидро бул абалын мындайча баяндайт:</w:t>
       </w:r>
     </w:p>
     <w:p>
-      <w:pPr>
-        <w:keepNext w:val="0"/>
-        <w:keepLines w:val="0"/>
-        <w:pageBreakBefore w:val="0"/>
-        <w:widowControl/>
-        <w:spacing w:line="269" w:lineRule="auto" w:after="120" w:before="0"/>
-      </w:pPr>
       <w:r>
-        <w:rPr>
-          <w:rFonts w:ascii="Arial" w:eastAsia="Arial" w:hAnsi="Arial"/>
-          <w:color w:val="000000"/>
-          <w:sz w:val="22"/>
-          <w:lang w:val="ky-KG"/>
-        </w:rPr>
-        <w:t>Эми баары көзүнө уруна баштайт...</w:t>
+        <w:t>— Эски халатымдын кожоюну элем, жаңысынын кулу болуп калдым.</w:t>
       </w:r>
     </w:p>
     <w:p>
-      <w:pPr>
-        <w:keepNext w:val="0"/>
-        <w:keepLines w:val="0"/>
-        <w:pageBreakBefore w:val="0"/>
-        <w:widowControl/>
-        <w:spacing w:line="269" w:lineRule="auto" w:after="120" w:before="0"/>
-      </w:pPr>
       <w:r>
-        <w:rPr>
-          <w:rFonts w:ascii="Arial" w:eastAsia="Arial" w:hAnsi="Arial"/>
-          <w:color w:val="000000"/>
-          <w:sz w:val="22"/>
-          <w:lang w:val="ky-KG"/>
-        </w:rPr>
-        <w:t>Убакыт өтүп отуруп, Дидро үйүндөгү буюмдардын баарын майда-чүйдөсүнө чейин алмаштырат.</w:t>
+        <w:t>Ал эски килемчесин сактап калууну чечет. Бул жөнөкөй буюм мурдагы жашоосун эске салып, байлыктын ичинде өзүн жоготпоого жардам берсин дейт.</w:t>
       </w:r>
     </w:p>
     <w:p>
-      <w:pPr>
-        <w:keepNext w:val="0"/>
-        <w:keepLines w:val="0"/>
-        <w:pageBreakBefore w:val="0"/>
-        <w:widowControl/>
-        <w:spacing w:line="269" w:lineRule="auto" w:after="120" w:before="0"/>
-      </w:pPr>
+      <w:r>
+        <w:t xml:space="preserve">Бир жаңы буюм алгандан кийин ага жарашкан башка буюмдарды да сатып алгысы келүү бүгүн </w:t>
+      </w:r>
       <w:r>
         <w:rPr>
-          <w:rFonts w:ascii="Arial" w:eastAsia="Arial" w:hAnsi="Arial"/>
-          <w:color w:val="000000"/>
-          <w:sz w:val="22"/>
-          <w:lang w:val="ky-KG"/>
+          <w:i/>
+          <w:iCs/>
         </w:rPr>
-        <w:t>Көп өтпөй Дидро абалын түшүнөт. Кайра баштапкы чекитине келип калышына өзүнүн тойбогон ач көздүгү себеп болгонун аңдайт.</w:t>
+        <w:t>«Дидро эффекти»</w:t>
+      </w:r>
+      <w:r>
+        <w:t xml:space="preserve"> деп аталат. Кээде сатып алган нерсебиз бир муктаждыкты канааттандыруу менен чектелбей, мурда болбогон жаңы муктаждыктарды жаратат.</w:t>
       </w:r>
     </w:p>
     <w:p>
-      <w:pPr>
-        <w:keepNext w:val="0"/>
-        <w:keepLines w:val="0"/>
-        <w:pageBreakBefore w:val="0"/>
-        <w:widowControl/>
-        <w:spacing w:line="269" w:lineRule="auto" w:after="120" w:before="0"/>
-      </w:pPr>
       <w:r>
         <w:rPr>
-          <w:rFonts w:ascii="Arial" w:eastAsia="Arial" w:hAnsi="Arial"/>
-          <w:color w:val="000000"/>
-          <w:sz w:val="22"/>
-          <w:lang w:val="ky-KG"/>
+          <w:b/>
+          <w:bCs/>
         </w:rPr>
-        <w:t>Натыйжада жазуучу ушул тема жөнүндө «Эски халатым менен коштошконума өкүнөм» аттуу белгилүү эмгегин жазат. Андан соң түшкөн абалын бир сүйлөм менен билдирет:</w:t>
+        <w:t>Сабак:</w:t>
+      </w:r>
+      <w:r>
+        <w:t xml:space="preserve"> Бир жаңы буюм алсаң, анын айланасындагынын баарын алмаштыруу шарт эмес. Сатып алардан мурун өзүңдөн сура: «Бул мага чындап керекпи же башка буюмума жарашсын деп эле каалап жатамбы?» Буюмдар жашооңду жеңилдетсин, тандооңду башкарбасын.</w:t>
       </w:r>
     </w:p>
     <w:p>
-      <w:pPr>
-        <w:keepNext/>
-        <w:keepLines w:val="0"/>
-        <w:pageBreakBefore w:val="0"/>
-        <w:widowControl/>
-        <w:spacing w:line="269" w:lineRule="auto" w:after="120" w:before="0"/>
-      </w:pPr>
       <w:r>
         <w:rPr>
-          <w:rFonts w:ascii="Arial" w:eastAsia="Arial" w:hAnsi="Arial"/>
-          <w:color w:val="000000"/>
-          <w:sz w:val="22"/>
-          <w:lang w:val="ky-KG"/>
+          <w:i/>
+          <w:iCs/>
         </w:rPr>
-        <w:t>«Эски кийимимдин кожоюну элем, жаңы кийимимдин кулуна айландым».</w:t>
+        <w:t>Аңгемелер интернеттен чогултулуп, жасалма интеллекттин жардамы менен иштелип чыккан. Бардык сүрөттөр жасалма интеллект аркылуу түзүлгөн.</w:t>
       </w:r>
     </w:p>
-    <w:p>
-      <w:pPr>
-        <w:pStyle w:val="Moral"/>
-        <w:keepNext/>
-        <w:keepLines/>
-        <w:pageBreakBefore w:val="0"/>
-        <w:widowControl/>
-        <w:spacing w:before="120" w:after="120" w:line="269" w:lineRule="auto"/>
-        <w:ind w:left="240" w:right="240"/>
-        <w:rPr>
-          <w:lang/>
-        </w:rPr>
-      </w:pPr>
-      <w:r>
-        <w:rPr>
-          <w:rFonts w:ascii="Arial" w:hAnsi="Arial"/>
-          <w:b/>
-          <w:color w:val="000000"/>
-          <w:sz w:val="22"/>
-          <w:lang w:val="ky-KG"/>
-        </w:rPr>
-        <w:t>Сабак: Адам бир жаңы нерсе алгандан кийин калгандарын да алмаштыруу зарылдыгын сезет — муну «Дидро эффекти» деп аташат. Ач көздүктүн чеги жок; эскинин кожоюну болуу жаңынын кулу болуудан жакшы.</w:t>
-      </w:r>
-      <w:r>
-        <w:rPr>
-          <w:rFonts w:ascii="Arial" w:hAnsi="Arial"/>
-          <w:color w:val="000000"/>
-          <w:sz w:val="22"/>
-          <w:lang w:val="ky-KG"/>
-        </w:rPr>
-      </w:r>
-    </w:p>
-    <w:p>
-      <w:pPr>
-        <w:keepNext w:val="0"/>
-        <w:keepLines w:val="0"/>
-        <w:pageBreakBefore w:val="0"/>
-        <w:widowControl/>
-        <w:spacing w:before="0" w:after="160" w:line="269" w:lineRule="auto"/>
-        <w:jc w:val="right"/>
-      </w:pPr>
-      <w:r>
-        <w:rPr>
-          <w:rFonts w:ascii="Arial" w:eastAsia="Arial" w:hAnsi="Arial" w:cs="Arial"/>
-          <w:i/>
-          <w:color w:val="000000"/>
-          <w:sz w:val="18"/>
-          <w:lang w:val="ky-KG"/>
-        </w:rPr>
-        <w:t>Аңгемелер ачык интернет булактарынан алынган, иллюстрациялар болсо ЖИ менен түзүлгөн.</w:t>
-      </w:r>
-    </w:p>
+    <w:p/>
     <w:sectPr>
       <w:headerReference w:type="even" r:id="rId7"/>
       <w:headerReference w:type="default" r:id="rId8"/>
@@ -1122,7 +923,6 @@
     </w:pPr>
     <w:rPr>
       <w:rFonts w:asciiTheme="majorHAnsi" w:eastAsiaTheme="majorEastAsia" w:hAnsiTheme="majorHAnsi" w:cstheme="majorBidi"/>
-      <w:color w:val="000000"/>
       <w:sz w:val="40"/>
       <w:szCs w:val="40"/>
     </w:rPr>
@@ -1144,7 +944,6 @@
     </w:pPr>
     <w:rPr>
       <w:rFonts w:asciiTheme="majorHAnsi" w:eastAsiaTheme="majorEastAsia" w:hAnsiTheme="majorHAnsi" w:cstheme="majorBidi"/>
-      <w:color w:val="000000"/>
       <w:sz w:val="32"/>
       <w:szCs w:val="32"/>
     </w:rPr>
@@ -1167,7 +966,6 @@
     </w:pPr>
     <w:rPr>
       <w:rFonts w:eastAsiaTheme="majorEastAsia" w:cstheme="majorBidi"/>
-      <w:color w:val="000000"/>
       <w:sz w:val="28"/>
       <w:szCs w:val="28"/>
     </w:rPr>
@@ -1192,7 +990,6 @@
       <w:rFonts w:eastAsiaTheme="majorEastAsia" w:cstheme="majorBidi"/>
       <w:i/>
       <w:iCs/>
-      <w:color w:val="000000"/>
     </w:rPr>
   </w:style>
   <w:style w:type="paragraph" w:styleId="Heading5">
@@ -1213,7 +1010,6 @@
     </w:pPr>
     <w:rPr>
       <w:rFonts w:eastAsiaTheme="majorEastAsia" w:cstheme="majorBidi"/>
-      <w:color w:val="000000"/>
     </w:rPr>
   </w:style>
   <w:style w:type="paragraph" w:styleId="Heading6">
@@ -1236,7 +1032,6 @@
       <w:rFonts w:eastAsiaTheme="majorEastAsia" w:cstheme="majorBidi"/>
       <w:i/>
       <w:iCs/>
-      <w:color w:val="000000"/>
     </w:rPr>
   </w:style>
   <w:style w:type="paragraph" w:styleId="Heading7">
@@ -1257,7 +1052,6 @@
     </w:pPr>
     <w:rPr>
       <w:rFonts w:eastAsiaTheme="majorEastAsia" w:cstheme="majorBidi"/>
-      <w:color w:val="000000"/>
     </w:rPr>
   </w:style>
   <w:style w:type="paragraph" w:styleId="Heading8">
@@ -1280,7 +1074,6 @@
       <w:rFonts w:eastAsiaTheme="majorEastAsia" w:cstheme="majorBidi"/>
       <w:i/>
       <w:iCs/>
-      <w:color w:val="000000"/>
     </w:rPr>
   </w:style>
   <w:style w:type="paragraph" w:styleId="Heading9">
@@ -1301,13 +1094,11 @@
     </w:pPr>
     <w:rPr>
       <w:rFonts w:eastAsiaTheme="majorEastAsia" w:cstheme="majorBidi"/>
-      <w:color w:val="000000"/>
     </w:rPr>
   </w:style>
   <w:style w:type="character" w:default="1" w:styleId="DefaultParagraphFont">
     <w:name w:val="Default Paragraph Font"/>
     <w:uiPriority w:val="1"/>
-    <w:semiHidden/>
     <w:unhideWhenUsed/>
   </w:style>
   <w:style w:type="table" w:default="1" w:styleId="TableNormal">
@@ -1463,7 +1254,6 @@
     </w:pPr>
     <w:rPr>
       <w:rFonts w:asciiTheme="majorHAnsi" w:eastAsiaTheme="majorEastAsia" w:hAnsiTheme="majorHAnsi" w:cstheme="majorBidi"/>
-      <w:color w:val="000000"/>
       <w:spacing w:val="-10"/>
       <w:kern w:val="28"/>
       <w:sz w:val="56"/>
@@ -1499,7 +1289,6 @@
     </w:pPr>
     <w:rPr>
       <w:rFonts w:eastAsiaTheme="majorEastAsia" w:cstheme="majorBidi"/>
-      <w:color w:val="000000"/>
       <w:spacing w:val="15"/>
       <w:sz w:val="28"/>
       <w:szCs w:val="28"/>
@@ -1534,7 +1323,6 @@
     <w:rPr>
       <w:i/>
       <w:iCs/>
-      <w:color w:val="000000"/>
     </w:rPr>
   </w:style>
   <w:style w:type="character" w:customStyle="1" w:styleId="QuoteChar">
@@ -1559,9 +1347,6 @@
       <w:ind w:left="720"/>
       <w:contextualSpacing/>
     </w:pPr>
-    <w:rPr>
-      <w:color w:val="000000"/>
-    </w:rPr>
   </w:style>
   <w:style w:type="character" w:styleId="IntenseEmphasis">
     <w:name w:val="Intense Emphasis"/>
@@ -1591,7 +1376,6 @@
     <w:rPr>
       <w:i/>
       <w:iCs/>
-      <w:color w:val="000000"/>
     </w:rPr>
   </w:style>
   <w:style w:type="character" w:customStyle="1" w:styleId="IntenseQuoteChar">
@@ -1631,9 +1415,6 @@
     <w:pPr>
       <w:spacing w:after="100"/>
     </w:pPr>
-    <w:rPr>
-      <w:color w:val="000000"/>
-    </w:rPr>
   </w:style>
   <w:style w:type="paragraph" w:customStyle="1" w:styleId="Moral">
     <w:name w:val="Moral"/>
@@ -1645,7 +1426,6 @@
     <w:rPr>
       <w:rFonts w:ascii="Arial" w:eastAsia="Arial" w:hAnsi="Arial"/>
       <w:i/>
-      <w:color w:val="000000"/>
       <w:kern w:val="0"/>
       <w:sz w:val="22"/>
       <w:szCs w:val="22"/>
@@ -1667,9 +1447,6 @@
       </w:tabs>
       <w:spacing w:after="0" w:line="240" w:lineRule="auto"/>
     </w:pPr>
-    <w:rPr>
-      <w:color w:val="000000"/>
-    </w:rPr>
   </w:style>
   <w:style w:type="character" w:customStyle="1" w:styleId="HeaderChar">
     <w:name w:val="Header Char"/>
@@ -1692,9 +1469,6 @@
       </w:tabs>
       <w:spacing w:after="0" w:line="240" w:lineRule="auto"/>
     </w:pPr>
-    <w:rPr>
-      <w:color w:val="000000"/>
-    </w:rPr>
   </w:style>
   <w:style w:type="character" w:customStyle="1" w:styleId="FooterChar">
     <w:name w:val="Footer Char"/>
@@ -1717,7 +1491,6 @@
     </w:pPr>
     <w:rPr>
       <w:rFonts w:eastAsiaTheme="minorEastAsia"/>
-      <w:color w:val="000000"/>
     </w:rPr>
   </w:style>
   <w:style w:type="paragraph" w:styleId="TOC3">
@@ -1734,7 +1507,6 @@
     </w:pPr>
     <w:rPr>
       <w:rFonts w:eastAsiaTheme="minorEastAsia"/>
-      <w:color w:val="000000"/>
     </w:rPr>
   </w:style>
   <w:style w:type="paragraph" w:styleId="TOC4">
@@ -1751,7 +1523,6 @@
     </w:pPr>
     <w:rPr>
       <w:rFonts w:eastAsiaTheme="minorEastAsia"/>
-      <w:color w:val="000000"/>
     </w:rPr>
   </w:style>
   <w:style w:type="paragraph" w:styleId="TOC5">
@@ -1768,7 +1539,6 @@
     </w:pPr>
     <w:rPr>
       <w:rFonts w:eastAsiaTheme="minorEastAsia"/>
-      <w:color w:val="000000"/>
     </w:rPr>
   </w:style>
   <w:style w:type="paragraph" w:styleId="TOC6">
@@ -1785,7 +1555,6 @@
     </w:pPr>
     <w:rPr>
       <w:rFonts w:eastAsiaTheme="minorEastAsia"/>
-      <w:color w:val="000000"/>
     </w:rPr>
   </w:style>
   <w:style w:type="paragraph" w:styleId="TOC7">
@@ -1802,7 +1571,6 @@
     </w:pPr>
     <w:rPr>
       <w:rFonts w:eastAsiaTheme="minorEastAsia"/>
-      <w:color w:val="000000"/>
     </w:rPr>
   </w:style>
   <w:style w:type="paragraph" w:styleId="TOC8">
@@ -1819,7 +1587,6 @@
     </w:pPr>
     <w:rPr>
       <w:rFonts w:eastAsiaTheme="minorEastAsia"/>
-      <w:color w:val="000000"/>
     </w:rPr>
   </w:style>
   <w:style w:type="paragraph" w:styleId="TOC9">
@@ -1836,7 +1603,6 @@
     </w:pPr>
     <w:rPr>
       <w:rFonts w:eastAsiaTheme="minorEastAsia"/>
-      <w:color w:val="000000"/>
     </w:rPr>
   </w:style>
   <w:style w:type="paragraph" w:styleId="TOCHeading">
@@ -1852,7 +1618,6 @@
       <w:outlineLvl w:val="9"/>
     </w:pPr>
     <w:rPr>
-      <w:color w:val="000000"/>
       <w:kern w:val="0"/>
       <w:sz w:val="32"/>
       <w:szCs w:val="32"/>
